--- a/Pausados/Tablero Control/Levantamiento_Requerimientos_Tablero_Control_LR001_19032026.docx
+++ b/Pausados/Tablero Control/Levantamiento_Requerimientos_Tablero_Control_LR001_19032026.docx
@@ -2273,7 +2273,7 @@
     <w:p>
       <w:r>
         <w:pict w14:anchorId="06044D1C">
-          <v:rect id="_x0000_i1055" style="width:0;height:1.5pt" o:hralign="center" o:hrstd="t" o:hr="t" fillcolor="#a0a0a0" stroked="f"/>
+          <v:rect id="_x0000_i1063" style="width:0;height:1.5pt" o:hralign="center" o:bullet="t" o:hrstd="t" o:hr="t" fillcolor="#a0a0a0" stroked="f"/>
         </w:pict>
       </w:r>
     </w:p>
@@ -2297,7 +2297,540 @@
           <w:sz w:val="26"/>
           <w:szCs w:val="26"/>
         </w:rPr>
-        <w:t>11. Riesgos y Mitigación</w:t>
+        <w:t>11. Estimación de Esfuerzo y Tiempos</w:t>
+      </w:r>
+    </w:p>
+    <w:p>
+      <w:r>
+        <w:t xml:space="preserve">Dentro del presente documento de Levantamiento de Requerimientos, se establece una estimación del esfuerzo y tiempo requerido para el desarrollo e implementación de las soluciones planteadas en el módulo </w:t>
+      </w:r>
+      <w:r>
+        <w:rPr>
+          <w:b/>
+          <w:bCs/>
+        </w:rPr>
+        <w:t>Tablero de Control — Taller</w:t>
+      </w:r>
+      <w:r>
+        <w:t>.</w:t>
+      </w:r>
+    </w:p>
+    <w:p>
+      <w:pPr>
+        <w:rPr>
+          <w:b/>
+          <w:bCs/>
+        </w:rPr>
+      </w:pPr>
+      <w:r>
+        <w:rPr>
+          <w:b/>
+          <w:bCs/>
+        </w:rPr>
+        <w:t>11.1 Estimación de Desarrollo</w:t>
+      </w:r>
+    </w:p>
+    <w:p>
+      <w:r>
+        <w:t xml:space="preserve">Se contempla un tiempo estimado de </w:t>
+      </w:r>
+      <w:r>
+        <w:rPr>
+          <w:b/>
+          <w:bCs/>
+        </w:rPr>
+        <w:t>6 días hábiles</w:t>
+      </w:r>
+      <w:r>
+        <w:t xml:space="preserve"> para la ejecución de las actividades técnicas, considerando las siguientes fases:</w:t>
+      </w:r>
+    </w:p>
+    <w:p>
+      <w:pPr>
+        <w:numPr>
+          <w:ilvl w:val="0"/>
+          <w:numId w:val="33"/>
+        </w:numPr>
+      </w:pPr>
+      <w:r>
+        <w:t xml:space="preserve">Análisis técnico de requerimientos </w:t>
+      </w:r>
+    </w:p>
+    <w:p>
+      <w:pPr>
+        <w:numPr>
+          <w:ilvl w:val="0"/>
+          <w:numId w:val="33"/>
+        </w:numPr>
+      </w:pPr>
+      <w:r>
+        <w:t xml:space="preserve">Diseño de la solución </w:t>
+      </w:r>
+    </w:p>
+    <w:p>
+      <w:pPr>
+        <w:numPr>
+          <w:ilvl w:val="0"/>
+          <w:numId w:val="33"/>
+        </w:numPr>
+      </w:pPr>
+      <w:r>
+        <w:t xml:space="preserve">Desarrollo de funcionalidades </w:t>
+      </w:r>
+    </w:p>
+    <w:p>
+      <w:pPr>
+        <w:numPr>
+          <w:ilvl w:val="0"/>
+          <w:numId w:val="33"/>
+        </w:numPr>
+      </w:pPr>
+      <w:r>
+        <w:t xml:space="preserve">Pruebas internas del equipo de desarrollo </w:t>
+      </w:r>
+    </w:p>
+    <w:p>
+      <w:pPr>
+        <w:numPr>
+          <w:ilvl w:val="0"/>
+          <w:numId w:val="33"/>
+        </w:numPr>
+      </w:pPr>
+      <w:r>
+        <w:t xml:space="preserve">Validaciones en ambiente de desarrollo (DEV) </w:t>
+      </w:r>
+    </w:p>
+    <w:p>
+      <w:pPr>
+        <w:numPr>
+          <w:ilvl w:val="0"/>
+          <w:numId w:val="33"/>
+        </w:numPr>
+      </w:pPr>
+      <w:r>
+        <w:t xml:space="preserve">Aseguramiento de calidad (QA) </w:t>
+      </w:r>
+    </w:p>
+    <w:p>
+      <w:pPr>
+        <w:numPr>
+          <w:ilvl w:val="0"/>
+          <w:numId w:val="33"/>
+        </w:numPr>
+      </w:pPr>
+      <w:r>
+        <w:t xml:space="preserve">Corrección de hallazgos técnicos </w:t>
+      </w:r>
+    </w:p>
+    <w:p>
+      <w:r>
+        <w:t>Esta estimación corresponde exclusivamente al esfuerzo del equipo de desarrollo y podrá ajustarse en función de cambios en el alcance o complejidad de los requerimientos.</w:t>
+      </w:r>
+    </w:p>
+    <w:p>
+      <w:r>
+        <w:pict w14:anchorId="4E2C2044">
+          <v:rect id="_x0000_i1089" style="width:0;height:1.5pt" o:hralign="center" o:hrstd="t" o:hr="t" fillcolor="#a0a0a0" stroked="f"/>
+        </w:pict>
+      </w:r>
+    </w:p>
+    <w:p>
+      <w:pPr>
+        <w:rPr>
+          <w:b/>
+          <w:bCs/>
+        </w:rPr>
+      </w:pPr>
+      <w:r>
+        <w:rPr>
+          <w:b/>
+          <w:bCs/>
+        </w:rPr>
+        <w:t>11.2 Estimación de Pruebas de Usuario (UAT)</w:t>
+      </w:r>
+    </w:p>
+    <w:p>
+      <w:r>
+        <w:lastRenderedPageBreak/>
+        <w:t xml:space="preserve">Se estima un periodo de </w:t>
+      </w:r>
+      <w:r>
+        <w:rPr>
+          <w:b/>
+          <w:bCs/>
+        </w:rPr>
+        <w:t>5 días hábiles</w:t>
+      </w:r>
+      <w:r>
+        <w:t xml:space="preserve"> para la ejecución de pruebas por parte del usuario (</w:t>
+      </w:r>
+      <w:proofErr w:type="spellStart"/>
+      <w:r>
+        <w:t>User</w:t>
+      </w:r>
+      <w:proofErr w:type="spellEnd"/>
+      <w:r>
+        <w:t xml:space="preserve"> </w:t>
+      </w:r>
+      <w:proofErr w:type="spellStart"/>
+      <w:r>
+        <w:t>Acceptance</w:t>
+      </w:r>
+      <w:proofErr w:type="spellEnd"/>
+      <w:r>
+        <w:t xml:space="preserve"> </w:t>
+      </w:r>
+      <w:proofErr w:type="spellStart"/>
+      <w:r>
+        <w:t>Testing</w:t>
+      </w:r>
+      <w:proofErr w:type="spellEnd"/>
+      <w:r>
+        <w:t>), considerando la participación de las áreas involucradas: Taller, Inspección y Operaciones.</w:t>
+      </w:r>
+    </w:p>
+    <w:p>
+      <w:r>
+        <w:t>La distribución del proceso de pruebas se contempla de la siguiente manera:</w:t>
+      </w:r>
+    </w:p>
+    <w:p>
+      <w:pPr>
+        <w:numPr>
+          <w:ilvl w:val="0"/>
+          <w:numId w:val="34"/>
+        </w:numPr>
+      </w:pPr>
+      <w:r>
+        <w:rPr>
+          <w:b/>
+          <w:bCs/>
+        </w:rPr>
+        <w:t>Día 1 — Capacitación y arranque:</w:t>
+      </w:r>
+      <w:r>
+        <w:br/>
+        <w:t xml:space="preserve">Presentación de funcionalidades y pruebas guiadas. </w:t>
+      </w:r>
+    </w:p>
+    <w:p>
+      <w:pPr>
+        <w:numPr>
+          <w:ilvl w:val="0"/>
+          <w:numId w:val="34"/>
+        </w:numPr>
+      </w:pPr>
+      <w:r>
+        <w:rPr>
+          <w:b/>
+          <w:bCs/>
+        </w:rPr>
+        <w:t>Día 2 y 3 — Ejecución operativa:</w:t>
+      </w:r>
+      <w:r>
+        <w:br/>
+        <w:t xml:space="preserve">Uso del sistema en escenarios reales y registro de hallazgos. </w:t>
+      </w:r>
+    </w:p>
+    <w:p>
+      <w:pPr>
+        <w:numPr>
+          <w:ilvl w:val="0"/>
+          <w:numId w:val="34"/>
+        </w:numPr>
+      </w:pPr>
+      <w:r>
+        <w:rPr>
+          <w:b/>
+          <w:bCs/>
+        </w:rPr>
+        <w:t>Día 4 — Ajustes y retroalimentación:</w:t>
+      </w:r>
+      <w:r>
+        <w:br/>
+        <w:t xml:space="preserve">Corrección de incidencias detectadas y validación de cambios. </w:t>
+      </w:r>
+    </w:p>
+    <w:p>
+      <w:pPr>
+        <w:numPr>
+          <w:ilvl w:val="0"/>
+          <w:numId w:val="34"/>
+        </w:numPr>
+      </w:pPr>
+      <w:r>
+        <w:rPr>
+          <w:b/>
+          <w:bCs/>
+        </w:rPr>
+        <w:t>Día 5 — Validación final:</w:t>
+      </w:r>
+      <w:r>
+        <w:br/>
+        <w:t xml:space="preserve">Confirmación funcional y visto bueno operativo. </w:t>
+      </w:r>
+    </w:p>
+    <w:p>
+      <w:r>
+        <w:t>Este periodo podrá variar en función de la disponibilidad del usuario, la complejidad operativa y el número de iteraciones requeridas.</w:t>
+      </w:r>
+    </w:p>
+    <w:p>
+      <w:r>
+        <w:pict w14:anchorId="0DDEB569">
+          <v:rect id="_x0000_i1090" style="width:0;height:1.5pt" o:hralign="center" o:hrstd="t" o:hr="t" fillcolor="#a0a0a0" stroked="f"/>
+        </w:pict>
+      </w:r>
+    </w:p>
+    <w:p>
+      <w:pPr>
+        <w:rPr>
+          <w:b/>
+          <w:bCs/>
+        </w:rPr>
+      </w:pPr>
+      <w:r>
+        <w:rPr>
+          <w:b/>
+          <w:bCs/>
+        </w:rPr>
+        <w:t>11.3 Consideraciones Generales</w:t>
+      </w:r>
+    </w:p>
+    <w:p>
+      <w:r>
+        <w:t>Es importante señalar que las estimaciones presentadas consideran escenarios controlados de ejecución y no incluyen tiempos derivados de factores externos.</w:t>
+      </w:r>
+    </w:p>
+    <w:p>
+      <w:r>
+        <w:t>No se contemplan dentro de esta estimación:</w:t>
+      </w:r>
+    </w:p>
+    <w:p>
+      <w:pPr>
+        <w:numPr>
+          <w:ilvl w:val="0"/>
+          <w:numId w:val="35"/>
+        </w:numPr>
+      </w:pPr>
+      <w:r>
+        <w:t xml:space="preserve">Tiempos de disponibilidad parcial del usuario </w:t>
+      </w:r>
+    </w:p>
+    <w:p>
+      <w:pPr>
+        <w:numPr>
+          <w:ilvl w:val="0"/>
+          <w:numId w:val="35"/>
+        </w:numPr>
+      </w:pPr>
+      <w:r>
+        <w:t xml:space="preserve">Retrasos en la ejecución de pruebas por operación diaria </w:t>
+      </w:r>
+    </w:p>
+    <w:p>
+      <w:pPr>
+        <w:numPr>
+          <w:ilvl w:val="0"/>
+          <w:numId w:val="35"/>
+        </w:numPr>
+      </w:pPr>
+      <w:r>
+        <w:t xml:space="preserve">Cambios de alcance durante el proceso </w:t>
+      </w:r>
+    </w:p>
+    <w:p>
+      <w:pPr>
+        <w:numPr>
+          <w:ilvl w:val="0"/>
+          <w:numId w:val="35"/>
+        </w:numPr>
+      </w:pPr>
+      <w:r>
+        <w:t xml:space="preserve">Reprocesos derivados de decisiones operativas posteriores </w:t>
+      </w:r>
+    </w:p>
+    <w:p>
+      <w:pPr>
+        <w:numPr>
+          <w:ilvl w:val="0"/>
+          <w:numId w:val="35"/>
+        </w:numPr>
+      </w:pPr>
+      <w:r>
+        <w:t xml:space="preserve">Tiempos administrativos para gestión de firmas y cierre documental </w:t>
+      </w:r>
+    </w:p>
+    <w:p>
+      <w:r>
+        <w:pict w14:anchorId="33E2356B">
+          <v:rect id="_x0000_i1091" style="width:0;height:1.5pt" o:hralign="center" o:hrstd="t" o:hr="t" fillcolor="#a0a0a0" stroked="f"/>
+        </w:pict>
+      </w:r>
+    </w:p>
+    <w:p>
+      <w:pPr>
+        <w:rPr>
+          <w:b/>
+          <w:bCs/>
+        </w:rPr>
+      </w:pPr>
+      <w:r>
+        <w:rPr>
+          <w:b/>
+          <w:bCs/>
+        </w:rPr>
+        <w:t>11.4 Tiempo Total Estimado del Proyecto</w:t>
+      </w:r>
+    </w:p>
+    <w:p>
+      <w:r>
+        <w:t>Considerando las fases de desarrollo y pruebas de usuario, se establece un tiempo total estimado de:</w:t>
+      </w:r>
+      <w:r>
+        <w:t xml:space="preserve"> </w:t>
+      </w:r>
+      <w:r>
+        <w:rPr>
+          <w:b/>
+          <w:bCs/>
+        </w:rPr>
+        <w:t>11 días hábiles</w:t>
+      </w:r>
+    </w:p>
+    <w:p>
+      <w:r>
+        <w:t>Este tiempo representa un escenario base de ejecución y podrá ajustarse conforme a la evolución del proyecto y validaciones del negocio.</w:t>
+      </w:r>
+    </w:p>
+    <w:p>
+      <w:r>
+        <w:pict w14:anchorId="08280D29">
+          <v:rect id="_x0000_i1092" style="width:0;height:1.5pt" o:hralign="center" o:hrstd="t" o:hr="t" fillcolor="#a0a0a0" stroked="f"/>
+        </w:pict>
+      </w:r>
+    </w:p>
+    <w:p>
+      <w:pPr>
+        <w:rPr>
+          <w:b/>
+          <w:bCs/>
+        </w:rPr>
+      </w:pPr>
+      <w:r>
+        <w:rPr>
+          <w:b/>
+          <w:bCs/>
+        </w:rPr>
+        <w:lastRenderedPageBreak/>
+        <w:t>11.5 Nota de Control de Proyecto</w:t>
+      </w:r>
+    </w:p>
+    <w:p>
+      <w:r>
+        <w:t>La presente estimación no constituye un compromiso de fecha de liberación productiva, ya que los tiempos pueden verse impactados por:</w:t>
+      </w:r>
+    </w:p>
+    <w:p>
+      <w:pPr>
+        <w:numPr>
+          <w:ilvl w:val="0"/>
+          <w:numId w:val="36"/>
+        </w:numPr>
+      </w:pPr>
+      <w:r>
+        <w:t xml:space="preserve">Validaciones por parte de áreas usuarias </w:t>
+      </w:r>
+    </w:p>
+    <w:p>
+      <w:pPr>
+        <w:numPr>
+          <w:ilvl w:val="0"/>
+          <w:numId w:val="36"/>
+        </w:numPr>
+      </w:pPr>
+      <w:r>
+        <w:t xml:space="preserve">Dependencias operativas </w:t>
+      </w:r>
+    </w:p>
+    <w:p>
+      <w:pPr>
+        <w:numPr>
+          <w:ilvl w:val="0"/>
+          <w:numId w:val="36"/>
+        </w:numPr>
+      </w:pPr>
+      <w:r>
+        <w:t xml:space="preserve">Cambios en los requerimientos </w:t>
+      </w:r>
+    </w:p>
+    <w:p>
+      <w:pPr>
+        <w:numPr>
+          <w:ilvl w:val="0"/>
+          <w:numId w:val="36"/>
+        </w:numPr>
+      </w:pPr>
+      <w:r>
+        <w:t xml:space="preserve">Disponibilidad de recursos </w:t>
+      </w:r>
+    </w:p>
+    <w:p>
+      <w:r>
+        <w:t>Cualquier desviación deberá ser gestionada mediante control de cambios y validación con las partes involucradas.</w:t>
+      </w:r>
+    </w:p>
+    <w:p>
+      <w:r>
+        <w:pict w14:anchorId="2E2299B6">
+          <v:rect id="_x0000_i1064" style="width:0;height:1.5pt" o:hralign="center" o:hrstd="t" o:hr="t" fillcolor="#a0a0a0" stroked="f"/>
+        </w:pict>
+      </w:r>
+    </w:p>
+    <w:p>
+      <w:pPr>
+        <w:rPr>
+          <w:rFonts w:asciiTheme="majorHAnsi" w:eastAsiaTheme="majorEastAsia" w:hAnsiTheme="majorHAnsi" w:cstheme="majorBidi"/>
+          <w:b/>
+          <w:bCs/>
+          <w:color w:val="156082" w:themeColor="accent1"/>
+          <w:sz w:val="26"/>
+          <w:szCs w:val="26"/>
+        </w:rPr>
+      </w:pPr>
+      <w:r>
+        <w:rPr>
+          <w:rFonts w:asciiTheme="majorHAnsi" w:eastAsiaTheme="majorEastAsia" w:hAnsiTheme="majorHAnsi" w:cstheme="majorBidi"/>
+          <w:b/>
+          <w:bCs/>
+          <w:color w:val="156082" w:themeColor="accent1"/>
+          <w:sz w:val="26"/>
+          <w:szCs w:val="26"/>
+        </w:rPr>
+        <w:t>1</w:t>
+      </w:r>
+      <w:r>
+        <w:rPr>
+          <w:rFonts w:asciiTheme="majorHAnsi" w:eastAsiaTheme="majorEastAsia" w:hAnsiTheme="majorHAnsi" w:cstheme="majorBidi"/>
+          <w:b/>
+          <w:bCs/>
+          <w:color w:val="156082" w:themeColor="accent1"/>
+          <w:sz w:val="26"/>
+          <w:szCs w:val="26"/>
+        </w:rPr>
+        <w:t>2</w:t>
+      </w:r>
+      <w:r>
+        <w:rPr>
+          <w:rFonts w:asciiTheme="majorHAnsi" w:eastAsiaTheme="majorEastAsia" w:hAnsiTheme="majorHAnsi" w:cstheme="majorBidi"/>
+          <w:b/>
+          <w:bCs/>
+          <w:color w:val="156082" w:themeColor="accent1"/>
+          <w:sz w:val="26"/>
+          <w:szCs w:val="26"/>
+        </w:rPr>
+        <w:t>. Riesgos y Mitigación</w:t>
       </w:r>
     </w:p>
     <w:tbl>
@@ -2549,7 +3082,29 @@
           <w:sz w:val="26"/>
           <w:szCs w:val="26"/>
         </w:rPr>
-        <w:t>12. Firmas de Conformidad</w:t>
+        <w:t>1</w:t>
+      </w:r>
+      <w:r>
+        <w:rPr>
+          <w:rFonts w:asciiTheme="majorHAnsi" w:eastAsiaTheme="majorEastAsia" w:hAnsiTheme="majorHAnsi" w:cstheme="majorBidi"/>
+          <w:b/>
+          <w:bCs/>
+          <w:color w:val="156082" w:themeColor="accent1"/>
+          <w:sz w:val="26"/>
+          <w:szCs w:val="26"/>
+        </w:rPr>
+        <w:t>3</w:t>
+      </w:r>
+      <w:r>
+        <w:rPr>
+          <w:rFonts w:asciiTheme="majorHAnsi" w:eastAsiaTheme="majorEastAsia" w:hAnsiTheme="majorHAnsi" w:cstheme="majorBidi"/>
+          <w:b/>
+          <w:bCs/>
+          <w:color w:val="156082" w:themeColor="accent1"/>
+          <w:sz w:val="26"/>
+          <w:szCs w:val="26"/>
+        </w:rPr>
+        <w:t>. Firmas de Conformidad</w:t>
       </w:r>
     </w:p>
     <w:tbl>
@@ -2783,7 +3338,6 @@
           </w:tcPr>
           <w:p>
             <w:r>
-              <w:lastRenderedPageBreak/>
               <w:t>Consuelo Ruvalcaba Sierna</w:t>
             </w:r>
           </w:p>
@@ -2814,6 +3368,7 @@
           </w:tcPr>
           <w:p>
             <w:r>
+              <w:lastRenderedPageBreak/>
               <w:t>Emanuel Simon</w:t>
             </w:r>
             <w:r>
@@ -3117,7 +3672,12 @@
 <w:numbering xmlns:wpc="http://schemas.microsoft.com/office/word/2010/wordprocessingCanvas" xmlns:cx="http://schemas.microsoft.com/office/drawing/2014/chartex" xmlns:cx1="http://schemas.microsoft.com/office/drawing/2015/9/8/chartex" xmlns:cx2="http://schemas.microsoft.com/office/drawing/2015/10/21/chartex" xmlns:cx3="http://schemas.microsoft.com/office/drawing/2016/5/9/chartex" xmlns:cx4="http://schemas.microsoft.com/office/drawing/2016/5/10/chartex" xmlns:cx5="http://schemas.microsoft.com/office/drawing/2016/5/11/chartex" xmlns:cx6="http://schemas.microsoft.com/office/drawing/2016/5/12/chartex" xmlns:cx7="http://schemas.microsoft.com/office/drawing/2016/5/13/chartex" xmlns:cx8="http://schemas.microsoft.com/office/drawing/2016/5/14/chartex" xmlns:mc="http://schemas.openxmlformats.org/markup-compatibility/2006" xmlns:aink="http://schemas.microsoft.com/office/drawing/2016/ink" xmlns:am3d="http://schemas.microsoft.com/office/drawing/2017/model3d" xmlns:o="urn:schemas-microsoft-com:office:office" xmlns:oel="http://schemas.microsoft.com/office/2019/extlst" xmlns:r="http://schemas.openxmlformats.org/officeDocument/2006/relationships" xmlns:m="http://schemas.openxmlformats.org/officeDocument/2006/math" xmlns:v="urn:schemas-microsoft-com:vml" xmlns:wp14="http://schemas.microsoft.com/office/word/2010/wordprocessingDrawing" xmlns:wp="http://schemas.openxmlformats.org/drawingml/2006/wordprocessingDrawing" xmlns:w10="urn:schemas-microsoft-com:office:word" xmlns:w="http://schemas.openxmlformats.org/wordprocessingml/2006/main" xmlns:w14="http://schemas.microsoft.com/office/word/2010/wordml" xmlns:w15="http://schemas.microsoft.com/office/word/2012/wordml" xmlns:w16cex="http://schemas.microsoft.com/office/word/2018/wordml/cex" xmlns:w16cid="http://schemas.microsoft.com/office/word/2016/wordml/cid" xmlns:w16="http://schemas.microsoft.com/office/word/2018/wordml" xmlns:w16du="http://schemas.microsoft.com/office/word/2023/wordml/word16du" xmlns:w16sdtdh="http://schemas.microsoft.com/office/word/2020/wordml/sdtdatahash" xmlns:w16sdtfl="http://schemas.microsoft.com/office/word/2024/wordml/sdtformatlock" xmlns:w16se="http://schemas.microsoft.com/office/word/2015/wordml/symex" xmlns:wpg="http://schemas.microsoft.com/office/word/2010/wordprocessingGroup" xmlns:wpi="http://schemas.microsoft.com/office/word/2010/wordprocessingInk" xmlns:wne="http://schemas.microsoft.com/office/word/2006/wordml" xmlns:wps="http://schemas.microsoft.com/office/word/2010/wordprocessingShape" mc:Ignorable="w14 w15 w16se w16cid w16 w16cex w16sdtdh w16sdtfl w16du wp14">
   <w:numPicBullet w:numPicBulletId="0">
     <w:pict>
-      <v:rect id="_x0000_i1030" style="width:0;height:1.5pt" o:hralign="center" o:bullet="t" o:hrstd="t" o:hr="t" fillcolor="#a0a0a0" stroked="f"/>
+      <v:rect id="_x0000_i1046" style="width:0;height:1.5pt" o:hralign="center" o:bullet="t" o:hrstd="t" o:hr="t" fillcolor="#a0a0a0" stroked="f"/>
+    </w:pict>
+  </w:numPicBullet>
+  <w:numPicBullet w:numPicBulletId="1">
+    <w:pict>
+      <v:rect id="_x0000_i1047" style="width:0;height:1.5pt" o:hralign="center" o:bullet="t" o:hrstd="t" o:hr="t" fillcolor="#a0a0a0" stroked="f"/>
     </w:pict>
   </w:numPicBullet>
   <w:abstractNum w:abstractNumId="0" w15:restartNumberingAfterBreak="0">
@@ -4015,6 +4575,155 @@
     </w:lvl>
   </w:abstractNum>
   <w:abstractNum w:abstractNumId="6" w15:restartNumberingAfterBreak="0">
+    <w:nsid w:val="138B7374"/>
+    <w:multiLevelType w:val="multilevel"/>
+    <w:tmpl w:val="03841CEC"/>
+    <w:lvl w:ilvl="0">
+      <w:start w:val="1"/>
+      <w:numFmt w:val="bullet"/>
+      <w:lvlText w:val=""/>
+      <w:lvlJc w:val="left"/>
+      <w:pPr>
+        <w:tabs>
+          <w:tab w:val="num" w:pos="720"/>
+        </w:tabs>
+        <w:ind w:left="720" w:hanging="360"/>
+      </w:pPr>
+      <w:rPr>
+        <w:rFonts w:ascii="Symbol" w:hAnsi="Symbol" w:hint="default"/>
+        <w:sz w:val="20"/>
+      </w:rPr>
+    </w:lvl>
+    <w:lvl w:ilvl="1" w:tentative="1">
+      <w:start w:val="1"/>
+      <w:numFmt w:val="bullet"/>
+      <w:lvlText w:val="o"/>
+      <w:lvlJc w:val="left"/>
+      <w:pPr>
+        <w:tabs>
+          <w:tab w:val="num" w:pos="1440"/>
+        </w:tabs>
+        <w:ind w:left="1440" w:hanging="360"/>
+      </w:pPr>
+      <w:rPr>
+        <w:rFonts w:ascii="Courier New" w:hAnsi="Courier New" w:hint="default"/>
+        <w:sz w:val="20"/>
+      </w:rPr>
+    </w:lvl>
+    <w:lvl w:ilvl="2" w:tentative="1">
+      <w:start w:val="1"/>
+      <w:numFmt w:val="bullet"/>
+      <w:lvlText w:val=""/>
+      <w:lvlJc w:val="left"/>
+      <w:pPr>
+        <w:tabs>
+          <w:tab w:val="num" w:pos="2160"/>
+        </w:tabs>
+        <w:ind w:left="2160" w:hanging="360"/>
+      </w:pPr>
+      <w:rPr>
+        <w:rFonts w:ascii="Wingdings" w:hAnsi="Wingdings" w:hint="default"/>
+        <w:sz w:val="20"/>
+      </w:rPr>
+    </w:lvl>
+    <w:lvl w:ilvl="3" w:tentative="1">
+      <w:start w:val="1"/>
+      <w:numFmt w:val="bullet"/>
+      <w:lvlText w:val=""/>
+      <w:lvlJc w:val="left"/>
+      <w:pPr>
+        <w:tabs>
+          <w:tab w:val="num" w:pos="2880"/>
+        </w:tabs>
+        <w:ind w:left="2880" w:hanging="360"/>
+      </w:pPr>
+      <w:rPr>
+        <w:rFonts w:ascii="Wingdings" w:hAnsi="Wingdings" w:hint="default"/>
+        <w:sz w:val="20"/>
+      </w:rPr>
+    </w:lvl>
+    <w:lvl w:ilvl="4" w:tentative="1">
+      <w:start w:val="1"/>
+      <w:numFmt w:val="bullet"/>
+      <w:lvlText w:val=""/>
+      <w:lvlJc w:val="left"/>
+      <w:pPr>
+        <w:tabs>
+          <w:tab w:val="num" w:pos="3600"/>
+        </w:tabs>
+        <w:ind w:left="3600" w:hanging="360"/>
+      </w:pPr>
+      <w:rPr>
+        <w:rFonts w:ascii="Wingdings" w:hAnsi="Wingdings" w:hint="default"/>
+        <w:sz w:val="20"/>
+      </w:rPr>
+    </w:lvl>
+    <w:lvl w:ilvl="5" w:tentative="1">
+      <w:start w:val="1"/>
+      <w:numFmt w:val="bullet"/>
+      <w:lvlText w:val=""/>
+      <w:lvlJc w:val="left"/>
+      <w:pPr>
+        <w:tabs>
+          <w:tab w:val="num" w:pos="4320"/>
+        </w:tabs>
+        <w:ind w:left="4320" w:hanging="360"/>
+      </w:pPr>
+      <w:rPr>
+        <w:rFonts w:ascii="Wingdings" w:hAnsi="Wingdings" w:hint="default"/>
+        <w:sz w:val="20"/>
+      </w:rPr>
+    </w:lvl>
+    <w:lvl w:ilvl="6" w:tentative="1">
+      <w:start w:val="1"/>
+      <w:numFmt w:val="bullet"/>
+      <w:lvlText w:val=""/>
+      <w:lvlJc w:val="left"/>
+      <w:pPr>
+        <w:tabs>
+          <w:tab w:val="num" w:pos="5040"/>
+        </w:tabs>
+        <w:ind w:left="5040" w:hanging="360"/>
+      </w:pPr>
+      <w:rPr>
+        <w:rFonts w:ascii="Wingdings" w:hAnsi="Wingdings" w:hint="default"/>
+        <w:sz w:val="20"/>
+      </w:rPr>
+    </w:lvl>
+    <w:lvl w:ilvl="7" w:tentative="1">
+      <w:start w:val="1"/>
+      <w:numFmt w:val="bullet"/>
+      <w:lvlText w:val=""/>
+      <w:lvlJc w:val="left"/>
+      <w:pPr>
+        <w:tabs>
+          <w:tab w:val="num" w:pos="5760"/>
+        </w:tabs>
+        <w:ind w:left="5760" w:hanging="360"/>
+      </w:pPr>
+      <w:rPr>
+        <w:rFonts w:ascii="Wingdings" w:hAnsi="Wingdings" w:hint="default"/>
+        <w:sz w:val="20"/>
+      </w:rPr>
+    </w:lvl>
+    <w:lvl w:ilvl="8" w:tentative="1">
+      <w:start w:val="1"/>
+      <w:numFmt w:val="bullet"/>
+      <w:lvlText w:val=""/>
+      <w:lvlJc w:val="left"/>
+      <w:pPr>
+        <w:tabs>
+          <w:tab w:val="num" w:pos="6480"/>
+        </w:tabs>
+        <w:ind w:left="6480" w:hanging="360"/>
+      </w:pPr>
+      <w:rPr>
+        <w:rFonts w:ascii="Wingdings" w:hAnsi="Wingdings" w:hint="default"/>
+        <w:sz w:val="20"/>
+      </w:rPr>
+    </w:lvl>
+  </w:abstractNum>
+  <w:abstractNum w:abstractNumId="7" w15:restartNumberingAfterBreak="0">
     <w:nsid w:val="13D91563"/>
     <w:multiLevelType w:val="multilevel"/>
     <w:tmpl w:val="641609FA"/>
@@ -4163,7 +4872,7 @@
       </w:rPr>
     </w:lvl>
   </w:abstractNum>
-  <w:abstractNum w:abstractNumId="7" w15:restartNumberingAfterBreak="0">
+  <w:abstractNum w:abstractNumId="8" w15:restartNumberingAfterBreak="0">
     <w:nsid w:val="19F74B6A"/>
     <w:multiLevelType w:val="multilevel"/>
     <w:tmpl w:val="CD84BF5C"/>
@@ -4312,7 +5021,7 @@
       </w:rPr>
     </w:lvl>
   </w:abstractNum>
-  <w:abstractNum w:abstractNumId="8" w15:restartNumberingAfterBreak="0">
+  <w:abstractNum w:abstractNumId="9" w15:restartNumberingAfterBreak="0">
     <w:nsid w:val="1BF11FD2"/>
     <w:multiLevelType w:val="multilevel"/>
     <w:tmpl w:val="CD6094E0"/>
@@ -4461,7 +5170,156 @@
       </w:rPr>
     </w:lvl>
   </w:abstractNum>
-  <w:abstractNum w:abstractNumId="9" w15:restartNumberingAfterBreak="0">
+  <w:abstractNum w:abstractNumId="10" w15:restartNumberingAfterBreak="0">
+    <w:nsid w:val="1CDC6713"/>
+    <w:multiLevelType w:val="multilevel"/>
+    <w:tmpl w:val="363262AE"/>
+    <w:lvl w:ilvl="0">
+      <w:start w:val="1"/>
+      <w:numFmt w:val="bullet"/>
+      <w:lvlText w:val=""/>
+      <w:lvlJc w:val="left"/>
+      <w:pPr>
+        <w:tabs>
+          <w:tab w:val="num" w:pos="720"/>
+        </w:tabs>
+        <w:ind w:left="720" w:hanging="360"/>
+      </w:pPr>
+      <w:rPr>
+        <w:rFonts w:ascii="Symbol" w:hAnsi="Symbol" w:hint="default"/>
+        <w:sz w:val="20"/>
+      </w:rPr>
+    </w:lvl>
+    <w:lvl w:ilvl="1" w:tentative="1">
+      <w:start w:val="1"/>
+      <w:numFmt w:val="bullet"/>
+      <w:lvlText w:val="o"/>
+      <w:lvlJc w:val="left"/>
+      <w:pPr>
+        <w:tabs>
+          <w:tab w:val="num" w:pos="1440"/>
+        </w:tabs>
+        <w:ind w:left="1440" w:hanging="360"/>
+      </w:pPr>
+      <w:rPr>
+        <w:rFonts w:ascii="Courier New" w:hAnsi="Courier New" w:hint="default"/>
+        <w:sz w:val="20"/>
+      </w:rPr>
+    </w:lvl>
+    <w:lvl w:ilvl="2" w:tentative="1">
+      <w:start w:val="1"/>
+      <w:numFmt w:val="bullet"/>
+      <w:lvlText w:val=""/>
+      <w:lvlJc w:val="left"/>
+      <w:pPr>
+        <w:tabs>
+          <w:tab w:val="num" w:pos="2160"/>
+        </w:tabs>
+        <w:ind w:left="2160" w:hanging="360"/>
+      </w:pPr>
+      <w:rPr>
+        <w:rFonts w:ascii="Wingdings" w:hAnsi="Wingdings" w:hint="default"/>
+        <w:sz w:val="20"/>
+      </w:rPr>
+    </w:lvl>
+    <w:lvl w:ilvl="3" w:tentative="1">
+      <w:start w:val="1"/>
+      <w:numFmt w:val="bullet"/>
+      <w:lvlText w:val=""/>
+      <w:lvlJc w:val="left"/>
+      <w:pPr>
+        <w:tabs>
+          <w:tab w:val="num" w:pos="2880"/>
+        </w:tabs>
+        <w:ind w:left="2880" w:hanging="360"/>
+      </w:pPr>
+      <w:rPr>
+        <w:rFonts w:ascii="Wingdings" w:hAnsi="Wingdings" w:hint="default"/>
+        <w:sz w:val="20"/>
+      </w:rPr>
+    </w:lvl>
+    <w:lvl w:ilvl="4" w:tentative="1">
+      <w:start w:val="1"/>
+      <w:numFmt w:val="bullet"/>
+      <w:lvlText w:val=""/>
+      <w:lvlJc w:val="left"/>
+      <w:pPr>
+        <w:tabs>
+          <w:tab w:val="num" w:pos="3600"/>
+        </w:tabs>
+        <w:ind w:left="3600" w:hanging="360"/>
+      </w:pPr>
+      <w:rPr>
+        <w:rFonts w:ascii="Wingdings" w:hAnsi="Wingdings" w:hint="default"/>
+        <w:sz w:val="20"/>
+      </w:rPr>
+    </w:lvl>
+    <w:lvl w:ilvl="5" w:tentative="1">
+      <w:start w:val="1"/>
+      <w:numFmt w:val="bullet"/>
+      <w:lvlText w:val=""/>
+      <w:lvlJc w:val="left"/>
+      <w:pPr>
+        <w:tabs>
+          <w:tab w:val="num" w:pos="4320"/>
+        </w:tabs>
+        <w:ind w:left="4320" w:hanging="360"/>
+      </w:pPr>
+      <w:rPr>
+        <w:rFonts w:ascii="Wingdings" w:hAnsi="Wingdings" w:hint="default"/>
+        <w:sz w:val="20"/>
+      </w:rPr>
+    </w:lvl>
+    <w:lvl w:ilvl="6" w:tentative="1">
+      <w:start w:val="1"/>
+      <w:numFmt w:val="bullet"/>
+      <w:lvlText w:val=""/>
+      <w:lvlJc w:val="left"/>
+      <w:pPr>
+        <w:tabs>
+          <w:tab w:val="num" w:pos="5040"/>
+        </w:tabs>
+        <w:ind w:left="5040" w:hanging="360"/>
+      </w:pPr>
+      <w:rPr>
+        <w:rFonts w:ascii="Wingdings" w:hAnsi="Wingdings" w:hint="default"/>
+        <w:sz w:val="20"/>
+      </w:rPr>
+    </w:lvl>
+    <w:lvl w:ilvl="7" w:tentative="1">
+      <w:start w:val="1"/>
+      <w:numFmt w:val="bullet"/>
+      <w:lvlText w:val=""/>
+      <w:lvlJc w:val="left"/>
+      <w:pPr>
+        <w:tabs>
+          <w:tab w:val="num" w:pos="5760"/>
+        </w:tabs>
+        <w:ind w:left="5760" w:hanging="360"/>
+      </w:pPr>
+      <w:rPr>
+        <w:rFonts w:ascii="Wingdings" w:hAnsi="Wingdings" w:hint="default"/>
+        <w:sz w:val="20"/>
+      </w:rPr>
+    </w:lvl>
+    <w:lvl w:ilvl="8" w:tentative="1">
+      <w:start w:val="1"/>
+      <w:numFmt w:val="bullet"/>
+      <w:lvlText w:val=""/>
+      <w:lvlJc w:val="left"/>
+      <w:pPr>
+        <w:tabs>
+          <w:tab w:val="num" w:pos="6480"/>
+        </w:tabs>
+        <w:ind w:left="6480" w:hanging="360"/>
+      </w:pPr>
+      <w:rPr>
+        <w:rFonts w:ascii="Wingdings" w:hAnsi="Wingdings" w:hint="default"/>
+        <w:sz w:val="20"/>
+      </w:rPr>
+    </w:lvl>
+  </w:abstractNum>
+  <w:abstractNum w:abstractNumId="11" w15:restartNumberingAfterBreak="0">
     <w:nsid w:val="1FF954AA"/>
     <w:multiLevelType w:val="multilevel"/>
     <w:tmpl w:val="ABB255B8"/>
@@ -4610,7 +5468,7 @@
       </w:rPr>
     </w:lvl>
   </w:abstractNum>
-  <w:abstractNum w:abstractNumId="10" w15:restartNumberingAfterBreak="0">
+  <w:abstractNum w:abstractNumId="12" w15:restartNumberingAfterBreak="0">
     <w:nsid w:val="202A2F93"/>
     <w:multiLevelType w:val="multilevel"/>
     <w:tmpl w:val="B178E718"/>
@@ -4759,7 +5617,7 @@
       </w:rPr>
     </w:lvl>
   </w:abstractNum>
-  <w:abstractNum w:abstractNumId="11" w15:restartNumberingAfterBreak="0">
+  <w:abstractNum w:abstractNumId="13" w15:restartNumberingAfterBreak="0">
     <w:nsid w:val="26135946"/>
     <w:multiLevelType w:val="multilevel"/>
     <w:tmpl w:val="268ACCBE"/>
@@ -4908,7 +5766,7 @@
       </w:rPr>
     </w:lvl>
   </w:abstractNum>
-  <w:abstractNum w:abstractNumId="12" w15:restartNumberingAfterBreak="0">
+  <w:abstractNum w:abstractNumId="14" w15:restartNumberingAfterBreak="0">
     <w:nsid w:val="2E827D66"/>
     <w:multiLevelType w:val="multilevel"/>
     <w:tmpl w:val="0D385DC4"/>
@@ -5057,7 +5915,7 @@
       </w:rPr>
     </w:lvl>
   </w:abstractNum>
-  <w:abstractNum w:abstractNumId="13" w15:restartNumberingAfterBreak="0">
+  <w:abstractNum w:abstractNumId="15" w15:restartNumberingAfterBreak="0">
     <w:nsid w:val="32E54A86"/>
     <w:multiLevelType w:val="multilevel"/>
     <w:tmpl w:val="7434511E"/>
@@ -5206,7 +6064,7 @@
       </w:rPr>
     </w:lvl>
   </w:abstractNum>
-  <w:abstractNum w:abstractNumId="14" w15:restartNumberingAfterBreak="0">
+  <w:abstractNum w:abstractNumId="16" w15:restartNumberingAfterBreak="0">
     <w:nsid w:val="33C07FE4"/>
     <w:multiLevelType w:val="multilevel"/>
     <w:tmpl w:val="36FE3A7A"/>
@@ -5355,7 +6213,305 @@
       </w:rPr>
     </w:lvl>
   </w:abstractNum>
-  <w:abstractNum w:abstractNumId="15" w15:restartNumberingAfterBreak="0">
+  <w:abstractNum w:abstractNumId="17" w15:restartNumberingAfterBreak="0">
+    <w:nsid w:val="372C6406"/>
+    <w:multiLevelType w:val="multilevel"/>
+    <w:tmpl w:val="17EAF238"/>
+    <w:lvl w:ilvl="0">
+      <w:start w:val="1"/>
+      <w:numFmt w:val="bullet"/>
+      <w:lvlText w:val=""/>
+      <w:lvlJc w:val="left"/>
+      <w:pPr>
+        <w:tabs>
+          <w:tab w:val="num" w:pos="720"/>
+        </w:tabs>
+        <w:ind w:left="720" w:hanging="360"/>
+      </w:pPr>
+      <w:rPr>
+        <w:rFonts w:ascii="Symbol" w:hAnsi="Symbol" w:hint="default"/>
+        <w:sz w:val="20"/>
+      </w:rPr>
+    </w:lvl>
+    <w:lvl w:ilvl="1" w:tentative="1">
+      <w:start w:val="1"/>
+      <w:numFmt w:val="bullet"/>
+      <w:lvlText w:val="o"/>
+      <w:lvlJc w:val="left"/>
+      <w:pPr>
+        <w:tabs>
+          <w:tab w:val="num" w:pos="1440"/>
+        </w:tabs>
+        <w:ind w:left="1440" w:hanging="360"/>
+      </w:pPr>
+      <w:rPr>
+        <w:rFonts w:ascii="Courier New" w:hAnsi="Courier New" w:hint="default"/>
+        <w:sz w:val="20"/>
+      </w:rPr>
+    </w:lvl>
+    <w:lvl w:ilvl="2" w:tentative="1">
+      <w:start w:val="1"/>
+      <w:numFmt w:val="bullet"/>
+      <w:lvlText w:val=""/>
+      <w:lvlJc w:val="left"/>
+      <w:pPr>
+        <w:tabs>
+          <w:tab w:val="num" w:pos="2160"/>
+        </w:tabs>
+        <w:ind w:left="2160" w:hanging="360"/>
+      </w:pPr>
+      <w:rPr>
+        <w:rFonts w:ascii="Wingdings" w:hAnsi="Wingdings" w:hint="default"/>
+        <w:sz w:val="20"/>
+      </w:rPr>
+    </w:lvl>
+    <w:lvl w:ilvl="3" w:tentative="1">
+      <w:start w:val="1"/>
+      <w:numFmt w:val="bullet"/>
+      <w:lvlText w:val=""/>
+      <w:lvlJc w:val="left"/>
+      <w:pPr>
+        <w:tabs>
+          <w:tab w:val="num" w:pos="2880"/>
+        </w:tabs>
+        <w:ind w:left="2880" w:hanging="360"/>
+      </w:pPr>
+      <w:rPr>
+        <w:rFonts w:ascii="Wingdings" w:hAnsi="Wingdings" w:hint="default"/>
+        <w:sz w:val="20"/>
+      </w:rPr>
+    </w:lvl>
+    <w:lvl w:ilvl="4" w:tentative="1">
+      <w:start w:val="1"/>
+      <w:numFmt w:val="bullet"/>
+      <w:lvlText w:val=""/>
+      <w:lvlJc w:val="left"/>
+      <w:pPr>
+        <w:tabs>
+          <w:tab w:val="num" w:pos="3600"/>
+        </w:tabs>
+        <w:ind w:left="3600" w:hanging="360"/>
+      </w:pPr>
+      <w:rPr>
+        <w:rFonts w:ascii="Wingdings" w:hAnsi="Wingdings" w:hint="default"/>
+        <w:sz w:val="20"/>
+      </w:rPr>
+    </w:lvl>
+    <w:lvl w:ilvl="5" w:tentative="1">
+      <w:start w:val="1"/>
+      <w:numFmt w:val="bullet"/>
+      <w:lvlText w:val=""/>
+      <w:lvlJc w:val="left"/>
+      <w:pPr>
+        <w:tabs>
+          <w:tab w:val="num" w:pos="4320"/>
+        </w:tabs>
+        <w:ind w:left="4320" w:hanging="360"/>
+      </w:pPr>
+      <w:rPr>
+        <w:rFonts w:ascii="Wingdings" w:hAnsi="Wingdings" w:hint="default"/>
+        <w:sz w:val="20"/>
+      </w:rPr>
+    </w:lvl>
+    <w:lvl w:ilvl="6" w:tentative="1">
+      <w:start w:val="1"/>
+      <w:numFmt w:val="bullet"/>
+      <w:lvlText w:val=""/>
+      <w:lvlJc w:val="left"/>
+      <w:pPr>
+        <w:tabs>
+          <w:tab w:val="num" w:pos="5040"/>
+        </w:tabs>
+        <w:ind w:left="5040" w:hanging="360"/>
+      </w:pPr>
+      <w:rPr>
+        <w:rFonts w:ascii="Wingdings" w:hAnsi="Wingdings" w:hint="default"/>
+        <w:sz w:val="20"/>
+      </w:rPr>
+    </w:lvl>
+    <w:lvl w:ilvl="7" w:tentative="1">
+      <w:start w:val="1"/>
+      <w:numFmt w:val="bullet"/>
+      <w:lvlText w:val=""/>
+      <w:lvlJc w:val="left"/>
+      <w:pPr>
+        <w:tabs>
+          <w:tab w:val="num" w:pos="5760"/>
+        </w:tabs>
+        <w:ind w:left="5760" w:hanging="360"/>
+      </w:pPr>
+      <w:rPr>
+        <w:rFonts w:ascii="Wingdings" w:hAnsi="Wingdings" w:hint="default"/>
+        <w:sz w:val="20"/>
+      </w:rPr>
+    </w:lvl>
+    <w:lvl w:ilvl="8" w:tentative="1">
+      <w:start w:val="1"/>
+      <w:numFmt w:val="bullet"/>
+      <w:lvlText w:val=""/>
+      <w:lvlJc w:val="left"/>
+      <w:pPr>
+        <w:tabs>
+          <w:tab w:val="num" w:pos="6480"/>
+        </w:tabs>
+        <w:ind w:left="6480" w:hanging="360"/>
+      </w:pPr>
+      <w:rPr>
+        <w:rFonts w:ascii="Wingdings" w:hAnsi="Wingdings" w:hint="default"/>
+        <w:sz w:val="20"/>
+      </w:rPr>
+    </w:lvl>
+  </w:abstractNum>
+  <w:abstractNum w:abstractNumId="18" w15:restartNumberingAfterBreak="0">
+    <w:nsid w:val="38486F38"/>
+    <w:multiLevelType w:val="multilevel"/>
+    <w:tmpl w:val="F5E63E20"/>
+    <w:lvl w:ilvl="0">
+      <w:start w:val="1"/>
+      <w:numFmt w:val="bullet"/>
+      <w:lvlText w:val=""/>
+      <w:lvlJc w:val="left"/>
+      <w:pPr>
+        <w:tabs>
+          <w:tab w:val="num" w:pos="720"/>
+        </w:tabs>
+        <w:ind w:left="720" w:hanging="360"/>
+      </w:pPr>
+      <w:rPr>
+        <w:rFonts w:ascii="Symbol" w:hAnsi="Symbol" w:hint="default"/>
+        <w:sz w:val="20"/>
+      </w:rPr>
+    </w:lvl>
+    <w:lvl w:ilvl="1" w:tentative="1">
+      <w:start w:val="1"/>
+      <w:numFmt w:val="bullet"/>
+      <w:lvlText w:val="o"/>
+      <w:lvlJc w:val="left"/>
+      <w:pPr>
+        <w:tabs>
+          <w:tab w:val="num" w:pos="1440"/>
+        </w:tabs>
+        <w:ind w:left="1440" w:hanging="360"/>
+      </w:pPr>
+      <w:rPr>
+        <w:rFonts w:ascii="Courier New" w:hAnsi="Courier New" w:hint="default"/>
+        <w:sz w:val="20"/>
+      </w:rPr>
+    </w:lvl>
+    <w:lvl w:ilvl="2" w:tentative="1">
+      <w:start w:val="1"/>
+      <w:numFmt w:val="bullet"/>
+      <w:lvlText w:val=""/>
+      <w:lvlJc w:val="left"/>
+      <w:pPr>
+        <w:tabs>
+          <w:tab w:val="num" w:pos="2160"/>
+        </w:tabs>
+        <w:ind w:left="2160" w:hanging="360"/>
+      </w:pPr>
+      <w:rPr>
+        <w:rFonts w:ascii="Wingdings" w:hAnsi="Wingdings" w:hint="default"/>
+        <w:sz w:val="20"/>
+      </w:rPr>
+    </w:lvl>
+    <w:lvl w:ilvl="3" w:tentative="1">
+      <w:start w:val="1"/>
+      <w:numFmt w:val="bullet"/>
+      <w:lvlText w:val=""/>
+      <w:lvlJc w:val="left"/>
+      <w:pPr>
+        <w:tabs>
+          <w:tab w:val="num" w:pos="2880"/>
+        </w:tabs>
+        <w:ind w:left="2880" w:hanging="360"/>
+      </w:pPr>
+      <w:rPr>
+        <w:rFonts w:ascii="Wingdings" w:hAnsi="Wingdings" w:hint="default"/>
+        <w:sz w:val="20"/>
+      </w:rPr>
+    </w:lvl>
+    <w:lvl w:ilvl="4" w:tentative="1">
+      <w:start w:val="1"/>
+      <w:numFmt w:val="bullet"/>
+      <w:lvlText w:val=""/>
+      <w:lvlJc w:val="left"/>
+      <w:pPr>
+        <w:tabs>
+          <w:tab w:val="num" w:pos="3600"/>
+        </w:tabs>
+        <w:ind w:left="3600" w:hanging="360"/>
+      </w:pPr>
+      <w:rPr>
+        <w:rFonts w:ascii="Wingdings" w:hAnsi="Wingdings" w:hint="default"/>
+        <w:sz w:val="20"/>
+      </w:rPr>
+    </w:lvl>
+    <w:lvl w:ilvl="5" w:tentative="1">
+      <w:start w:val="1"/>
+      <w:numFmt w:val="bullet"/>
+      <w:lvlText w:val=""/>
+      <w:lvlJc w:val="left"/>
+      <w:pPr>
+        <w:tabs>
+          <w:tab w:val="num" w:pos="4320"/>
+        </w:tabs>
+        <w:ind w:left="4320" w:hanging="360"/>
+      </w:pPr>
+      <w:rPr>
+        <w:rFonts w:ascii="Wingdings" w:hAnsi="Wingdings" w:hint="default"/>
+        <w:sz w:val="20"/>
+      </w:rPr>
+    </w:lvl>
+    <w:lvl w:ilvl="6" w:tentative="1">
+      <w:start w:val="1"/>
+      <w:numFmt w:val="bullet"/>
+      <w:lvlText w:val=""/>
+      <w:lvlJc w:val="left"/>
+      <w:pPr>
+        <w:tabs>
+          <w:tab w:val="num" w:pos="5040"/>
+        </w:tabs>
+        <w:ind w:left="5040" w:hanging="360"/>
+      </w:pPr>
+      <w:rPr>
+        <w:rFonts w:ascii="Wingdings" w:hAnsi="Wingdings" w:hint="default"/>
+        <w:sz w:val="20"/>
+      </w:rPr>
+    </w:lvl>
+    <w:lvl w:ilvl="7" w:tentative="1">
+      <w:start w:val="1"/>
+      <w:numFmt w:val="bullet"/>
+      <w:lvlText w:val=""/>
+      <w:lvlJc w:val="left"/>
+      <w:pPr>
+        <w:tabs>
+          <w:tab w:val="num" w:pos="5760"/>
+        </w:tabs>
+        <w:ind w:left="5760" w:hanging="360"/>
+      </w:pPr>
+      <w:rPr>
+        <w:rFonts w:ascii="Wingdings" w:hAnsi="Wingdings" w:hint="default"/>
+        <w:sz w:val="20"/>
+      </w:rPr>
+    </w:lvl>
+    <w:lvl w:ilvl="8" w:tentative="1">
+      <w:start w:val="1"/>
+      <w:numFmt w:val="bullet"/>
+      <w:lvlText w:val=""/>
+      <w:lvlJc w:val="left"/>
+      <w:pPr>
+        <w:tabs>
+          <w:tab w:val="num" w:pos="6480"/>
+        </w:tabs>
+        <w:ind w:left="6480" w:hanging="360"/>
+      </w:pPr>
+      <w:rPr>
+        <w:rFonts w:ascii="Wingdings" w:hAnsi="Wingdings" w:hint="default"/>
+        <w:sz w:val="20"/>
+      </w:rPr>
+    </w:lvl>
+  </w:abstractNum>
+  <w:abstractNum w:abstractNumId="19" w15:restartNumberingAfterBreak="0">
     <w:nsid w:val="397448E7"/>
     <w:multiLevelType w:val="multilevel"/>
     <w:tmpl w:val="20AA6680"/>
@@ -5504,7 +6660,7 @@
       </w:rPr>
     </w:lvl>
   </w:abstractNum>
-  <w:abstractNum w:abstractNumId="16" w15:restartNumberingAfterBreak="0">
+  <w:abstractNum w:abstractNumId="20" w15:restartNumberingAfterBreak="0">
     <w:nsid w:val="3A6C7A8C"/>
     <w:multiLevelType w:val="multilevel"/>
     <w:tmpl w:val="37787910"/>
@@ -5653,7 +6809,7 @@
       </w:rPr>
     </w:lvl>
   </w:abstractNum>
-  <w:abstractNum w:abstractNumId="17" w15:restartNumberingAfterBreak="0">
+  <w:abstractNum w:abstractNumId="21" w15:restartNumberingAfterBreak="0">
     <w:nsid w:val="424D3600"/>
     <w:multiLevelType w:val="multilevel"/>
     <w:tmpl w:val="ADBA38DC"/>
@@ -5802,7 +6958,7 @@
       </w:rPr>
     </w:lvl>
   </w:abstractNum>
-  <w:abstractNum w:abstractNumId="18" w15:restartNumberingAfterBreak="0">
+  <w:abstractNum w:abstractNumId="22" w15:restartNumberingAfterBreak="0">
     <w:nsid w:val="44651BBB"/>
     <w:multiLevelType w:val="multilevel"/>
     <w:tmpl w:val="1F3CC100"/>
@@ -5951,7 +7107,7 @@
       </w:rPr>
     </w:lvl>
   </w:abstractNum>
-  <w:abstractNum w:abstractNumId="19" w15:restartNumberingAfterBreak="0">
+  <w:abstractNum w:abstractNumId="23" w15:restartNumberingAfterBreak="0">
     <w:nsid w:val="56973854"/>
     <w:multiLevelType w:val="multilevel"/>
     <w:tmpl w:val="615EDB8A"/>
@@ -6100,7 +7256,7 @@
       </w:rPr>
     </w:lvl>
   </w:abstractNum>
-  <w:abstractNum w:abstractNumId="20" w15:restartNumberingAfterBreak="0">
+  <w:abstractNum w:abstractNumId="24" w15:restartNumberingAfterBreak="0">
     <w:nsid w:val="58B31AC8"/>
     <w:multiLevelType w:val="multilevel"/>
     <w:tmpl w:val="61E2A0E6"/>
@@ -6249,7 +7405,7 @@
       </w:rPr>
     </w:lvl>
   </w:abstractNum>
-  <w:abstractNum w:abstractNumId="21" w15:restartNumberingAfterBreak="0">
+  <w:abstractNum w:abstractNumId="25" w15:restartNumberingAfterBreak="0">
     <w:nsid w:val="5B4E7F30"/>
     <w:multiLevelType w:val="multilevel"/>
     <w:tmpl w:val="660C34B4"/>
@@ -6398,7 +7554,7 @@
       </w:rPr>
     </w:lvl>
   </w:abstractNum>
-  <w:abstractNum w:abstractNumId="22" w15:restartNumberingAfterBreak="0">
+  <w:abstractNum w:abstractNumId="26" w15:restartNumberingAfterBreak="0">
     <w:nsid w:val="5B9953F5"/>
     <w:multiLevelType w:val="multilevel"/>
     <w:tmpl w:val="29F28078"/>
@@ -6547,7 +7703,7 @@
       </w:rPr>
     </w:lvl>
   </w:abstractNum>
-  <w:abstractNum w:abstractNumId="23" w15:restartNumberingAfterBreak="0">
+  <w:abstractNum w:abstractNumId="27" w15:restartNumberingAfterBreak="0">
     <w:nsid w:val="5DE02A63"/>
     <w:multiLevelType w:val="multilevel"/>
     <w:tmpl w:val="BCFA6B08"/>
@@ -6696,7 +7852,7 @@
       </w:rPr>
     </w:lvl>
   </w:abstractNum>
-  <w:abstractNum w:abstractNumId="24" w15:restartNumberingAfterBreak="0">
+  <w:abstractNum w:abstractNumId="28" w15:restartNumberingAfterBreak="0">
     <w:nsid w:val="61140F18"/>
     <w:multiLevelType w:val="multilevel"/>
     <w:tmpl w:val="974A5EF6"/>
@@ -6845,7 +8001,7 @@
       </w:rPr>
     </w:lvl>
   </w:abstractNum>
-  <w:abstractNum w:abstractNumId="25" w15:restartNumberingAfterBreak="0">
+  <w:abstractNum w:abstractNumId="29" w15:restartNumberingAfterBreak="0">
     <w:nsid w:val="66615A3C"/>
     <w:multiLevelType w:val="multilevel"/>
     <w:tmpl w:val="012EB48E"/>
@@ -6994,7 +8150,7 @@
       </w:rPr>
     </w:lvl>
   </w:abstractNum>
-  <w:abstractNum w:abstractNumId="26" w15:restartNumberingAfterBreak="0">
+  <w:abstractNum w:abstractNumId="30" w15:restartNumberingAfterBreak="0">
     <w:nsid w:val="68A24C33"/>
     <w:multiLevelType w:val="multilevel"/>
     <w:tmpl w:val="18E68FDC"/>
@@ -7143,7 +8299,7 @@
       </w:rPr>
     </w:lvl>
   </w:abstractNum>
-  <w:abstractNum w:abstractNumId="27" w15:restartNumberingAfterBreak="0">
+  <w:abstractNum w:abstractNumId="31" w15:restartNumberingAfterBreak="0">
     <w:nsid w:val="6CB7082F"/>
     <w:multiLevelType w:val="multilevel"/>
     <w:tmpl w:val="3CC015AA"/>
@@ -7292,7 +8448,7 @@
       </w:rPr>
     </w:lvl>
   </w:abstractNum>
-  <w:abstractNum w:abstractNumId="28" w15:restartNumberingAfterBreak="0">
+  <w:abstractNum w:abstractNumId="32" w15:restartNumberingAfterBreak="0">
     <w:nsid w:val="737C3DC3"/>
     <w:multiLevelType w:val="multilevel"/>
     <w:tmpl w:val="4DFAD31C"/>
@@ -7441,7 +8597,7 @@
       </w:rPr>
     </w:lvl>
   </w:abstractNum>
-  <w:abstractNum w:abstractNumId="29" w15:restartNumberingAfterBreak="0">
+  <w:abstractNum w:abstractNumId="33" w15:restartNumberingAfterBreak="0">
     <w:nsid w:val="75C97EF6"/>
     <w:multiLevelType w:val="multilevel"/>
     <w:tmpl w:val="0E30A754"/>
@@ -7590,7 +8746,7 @@
       </w:rPr>
     </w:lvl>
   </w:abstractNum>
-  <w:abstractNum w:abstractNumId="30" w15:restartNumberingAfterBreak="0">
+  <w:abstractNum w:abstractNumId="34" w15:restartNumberingAfterBreak="0">
     <w:nsid w:val="7B2871AF"/>
     <w:multiLevelType w:val="multilevel"/>
     <w:tmpl w:val="0E5668FA"/>
@@ -7739,7 +8895,7 @@
       </w:rPr>
     </w:lvl>
   </w:abstractNum>
-  <w:abstractNum w:abstractNumId="31" w15:restartNumberingAfterBreak="0">
+  <w:abstractNum w:abstractNumId="35" w15:restartNumberingAfterBreak="0">
     <w:nsid w:val="7ED33389"/>
     <w:multiLevelType w:val="multilevel"/>
     <w:tmpl w:val="BA247FAE"/>
@@ -7889,52 +9045,52 @@
     </w:lvl>
   </w:abstractNum>
   <w:num w:numId="1" w16cid:durableId="1588274088">
-    <w:abstractNumId w:val="7"/>
+    <w:abstractNumId w:val="8"/>
   </w:num>
   <w:num w:numId="2" w16cid:durableId="2052414662">
     <w:abstractNumId w:val="5"/>
   </w:num>
   <w:num w:numId="3" w16cid:durableId="1072462241">
+    <w:abstractNumId w:val="30"/>
+  </w:num>
+  <w:num w:numId="4" w16cid:durableId="929387089">
+    <w:abstractNumId w:val="25"/>
+  </w:num>
+  <w:num w:numId="5" w16cid:durableId="660810922">
+    <w:abstractNumId w:val="15"/>
+  </w:num>
+  <w:num w:numId="6" w16cid:durableId="1466696925">
+    <w:abstractNumId w:val="19"/>
+  </w:num>
+  <w:num w:numId="7" w16cid:durableId="1761176297">
+    <w:abstractNumId w:val="16"/>
+  </w:num>
+  <w:num w:numId="8" w16cid:durableId="1692220553">
+    <w:abstractNumId w:val="20"/>
+  </w:num>
+  <w:num w:numId="9" w16cid:durableId="1815296055">
+    <w:abstractNumId w:val="9"/>
+  </w:num>
+  <w:num w:numId="10" w16cid:durableId="2083720249">
     <w:abstractNumId w:val="26"/>
   </w:num>
-  <w:num w:numId="4" w16cid:durableId="929387089">
-    <w:abstractNumId w:val="21"/>
-  </w:num>
-  <w:num w:numId="5" w16cid:durableId="660810922">
+  <w:num w:numId="11" w16cid:durableId="513887342">
     <w:abstractNumId w:val="13"/>
   </w:num>
-  <w:num w:numId="6" w16cid:durableId="1466696925">
-    <w:abstractNumId w:val="15"/>
+  <w:num w:numId="12" w16cid:durableId="889801656">
+    <w:abstractNumId w:val="27"/>
   </w:num>
-  <w:num w:numId="7" w16cid:durableId="1761176297">
-    <w:abstractNumId w:val="14"/>
+  <w:num w:numId="13" w16cid:durableId="49309502">
+    <w:abstractNumId w:val="7"/>
   </w:num>
-  <w:num w:numId="8" w16cid:durableId="1692220553">
-    <w:abstractNumId w:val="16"/>
+  <w:num w:numId="14" w16cid:durableId="1679769799">
+    <w:abstractNumId w:val="35"/>
   </w:num>
-  <w:num w:numId="9" w16cid:durableId="1815296055">
-    <w:abstractNumId w:val="8"/>
-  </w:num>
-  <w:num w:numId="10" w16cid:durableId="2083720249">
-    <w:abstractNumId w:val="22"/>
-  </w:num>
-  <w:num w:numId="11" w16cid:durableId="513887342">
-    <w:abstractNumId w:val="11"/>
-  </w:num>
-  <w:num w:numId="12" w16cid:durableId="889801656">
+  <w:num w:numId="15" w16cid:durableId="1864055300">
     <w:abstractNumId w:val="23"/>
   </w:num>
-  <w:num w:numId="13" w16cid:durableId="49309502">
-    <w:abstractNumId w:val="6"/>
-  </w:num>
-  <w:num w:numId="14" w16cid:durableId="1679769799">
-    <w:abstractNumId w:val="31"/>
-  </w:num>
-  <w:num w:numId="15" w16cid:durableId="1864055300">
-    <w:abstractNumId w:val="19"/>
-  </w:num>
   <w:num w:numId="16" w16cid:durableId="1122193356">
-    <w:abstractNumId w:val="28"/>
+    <w:abstractNumId w:val="32"/>
   </w:num>
   <w:num w:numId="17" w16cid:durableId="1582251725">
     <w:abstractNumId w:val="1"/>
@@ -7943,46 +9099,58 @@
     <w:abstractNumId w:val="3"/>
   </w:num>
   <w:num w:numId="19" w16cid:durableId="2129817043">
-    <w:abstractNumId w:val="20"/>
+    <w:abstractNumId w:val="24"/>
   </w:num>
   <w:num w:numId="20" w16cid:durableId="1666323673">
-    <w:abstractNumId w:val="29"/>
+    <w:abstractNumId w:val="33"/>
   </w:num>
   <w:num w:numId="21" w16cid:durableId="1142847315">
-    <w:abstractNumId w:val="27"/>
+    <w:abstractNumId w:val="31"/>
   </w:num>
   <w:num w:numId="22" w16cid:durableId="1894346887">
     <w:abstractNumId w:val="0"/>
   </w:num>
   <w:num w:numId="23" w16cid:durableId="1315376171">
-    <w:abstractNumId w:val="18"/>
+    <w:abstractNumId w:val="22"/>
   </w:num>
   <w:num w:numId="24" w16cid:durableId="1640838149">
-    <w:abstractNumId w:val="30"/>
+    <w:abstractNumId w:val="34"/>
   </w:num>
   <w:num w:numId="25" w16cid:durableId="1032463449">
-    <w:abstractNumId w:val="24"/>
+    <w:abstractNumId w:val="28"/>
   </w:num>
   <w:num w:numId="26" w16cid:durableId="1517697594">
-    <w:abstractNumId w:val="12"/>
+    <w:abstractNumId w:val="14"/>
   </w:num>
   <w:num w:numId="27" w16cid:durableId="16008155">
     <w:abstractNumId w:val="4"/>
   </w:num>
   <w:num w:numId="28" w16cid:durableId="230166562">
-    <w:abstractNumId w:val="25"/>
+    <w:abstractNumId w:val="29"/>
   </w:num>
   <w:num w:numId="29" w16cid:durableId="1873763327">
-    <w:abstractNumId w:val="9"/>
+    <w:abstractNumId w:val="11"/>
   </w:num>
   <w:num w:numId="30" w16cid:durableId="424426506">
     <w:abstractNumId w:val="2"/>
   </w:num>
   <w:num w:numId="31" w16cid:durableId="1621491934">
+    <w:abstractNumId w:val="21"/>
+  </w:num>
+  <w:num w:numId="32" w16cid:durableId="344140853">
+    <w:abstractNumId w:val="12"/>
+  </w:num>
+  <w:num w:numId="33" w16cid:durableId="3746125">
     <w:abstractNumId w:val="17"/>
   </w:num>
-  <w:num w:numId="32" w16cid:durableId="344140853">
+  <w:num w:numId="34" w16cid:durableId="1606771722">
+    <w:abstractNumId w:val="18"/>
+  </w:num>
+  <w:num w:numId="35" w16cid:durableId="141430334">
     <w:abstractNumId w:val="10"/>
+  </w:num>
+  <w:num w:numId="36" w16cid:durableId="2107264925">
+    <w:abstractNumId w:val="6"/>
   </w:num>
 </w:numbering>
 </file>
@@ -8590,7 +9758,6 @@
   <w:style w:type="character" w:default="1" w:styleId="Fuentedeprrafopredeter">
     <w:name w:val="Default Paragraph Font"/>
     <w:uiPriority w:val="1"/>
-    <w:semiHidden/>
     <w:unhideWhenUsed/>
   </w:style>
   <w:style w:type="table" w:default="1" w:styleId="Tablanormal">
